--- a/resources/templates/04通知附件八不准.docx
+++ b/resources/templates/04通知附件八不准.docx
@@ -150,278 +150,7 @@
           <w:sz w:val="32"/>
           <w:szCs w:val="32"/>
         </w:rPr>
-        <w:t>一、不准由被审计单位和个人报销或补贴住宿、餐饮、交通、通讯、医疗等费用。</w:t>
-      </w:r>
-    </w:p>
-    <w:p>
-      <w:pPr>
-        <w:pStyle w:val="5"/>
-        <w:keepNext w:val="0"/>
-        <w:keepLines w:val="0"/>
-        <w:pageBreakBefore w:val="0"/>
-        <w:widowControl w:val="0"/>
-        <w:kinsoku/>
-        <w:wordWrap/>
-        <w:overflowPunct/>
-        <w:topLinePunct w:val="0"/>
-        <w:autoSpaceDE/>
-        <w:autoSpaceDN/>
-        <w:bidi w:val="0"/>
-        <w:adjustRightInd/>
-        <w:snapToGrid/>
-        <w:spacing w:line="560" w:lineRule="exact"/>
-        <w:ind w:firstLine="640" w:firstLineChars="200"/>
-        <w:textAlignment w:val="auto"/>
-        <w:rPr>
-          <w:rFonts w:hint="eastAsia" w:ascii="仿宋_GB2312" w:hAnsi="仿宋_GB2312" w:eastAsia="仿宋_GB2312" w:cs="仿宋_GB2312"/>
-          <w:sz w:val="32"/>
-          <w:szCs w:val="32"/>
-        </w:rPr>
-      </w:pPr>
-      <w:r>
-        <w:rPr>
-          <w:rFonts w:hint="eastAsia" w:ascii="仿宋_GB2312" w:hAnsi="仿宋_GB2312" w:eastAsia="仿宋_GB2312" w:cs="仿宋_GB2312"/>
-          <w:sz w:val="32"/>
-          <w:szCs w:val="32"/>
-        </w:rPr>
-        <w:t>二、不准接受被审计单位和个人赠送的礼品礼金，或未经批准通过授课等方式获取报酬。</w:t>
-      </w:r>
-    </w:p>
-    <w:p>
-      <w:pPr>
-        <w:pStyle w:val="5"/>
-        <w:keepNext w:val="0"/>
-        <w:keepLines w:val="0"/>
-        <w:pageBreakBefore w:val="0"/>
-        <w:widowControl w:val="0"/>
-        <w:kinsoku/>
-        <w:wordWrap/>
-        <w:overflowPunct/>
-        <w:topLinePunct w:val="0"/>
-        <w:autoSpaceDE/>
-        <w:autoSpaceDN/>
-        <w:bidi w:val="0"/>
-        <w:adjustRightInd/>
-        <w:snapToGrid/>
-        <w:spacing w:line="560" w:lineRule="exact"/>
-        <w:ind w:firstLine="640" w:firstLineChars="200"/>
-        <w:textAlignment w:val="auto"/>
-        <w:rPr>
-          <w:rFonts w:hint="eastAsia" w:ascii="仿宋_GB2312" w:hAnsi="仿宋_GB2312" w:eastAsia="仿宋_GB2312" w:cs="仿宋_GB2312"/>
-          <w:sz w:val="32"/>
-          <w:szCs w:val="32"/>
-        </w:rPr>
-      </w:pPr>
-      <w:r>
-        <w:rPr>
-          <w:rFonts w:hint="eastAsia" w:ascii="仿宋_GB2312" w:hAnsi="仿宋_GB2312" w:eastAsia="仿宋_GB2312" w:cs="仿宋_GB2312"/>
-          <w:sz w:val="32"/>
-          <w:szCs w:val="32"/>
-        </w:rPr>
-        <w:t>三、不准参加被审计单位和个人安排的宴请、娱乐、旅游等活动。</w:t>
-      </w:r>
-    </w:p>
-    <w:p>
-      <w:pPr>
-        <w:pStyle w:val="5"/>
-        <w:keepNext w:val="0"/>
-        <w:keepLines w:val="0"/>
-        <w:pageBreakBefore w:val="0"/>
-        <w:widowControl w:val="0"/>
-        <w:kinsoku/>
-        <w:wordWrap/>
-        <w:overflowPunct/>
-        <w:topLinePunct w:val="0"/>
-        <w:autoSpaceDE/>
-        <w:autoSpaceDN/>
-        <w:bidi w:val="0"/>
-        <w:adjustRightInd/>
-        <w:snapToGrid/>
-        <w:spacing w:line="560" w:lineRule="exact"/>
-        <w:ind w:firstLine="640" w:firstLineChars="200"/>
-        <w:textAlignment w:val="auto"/>
-        <w:rPr>
-          <w:rFonts w:hint="eastAsia" w:ascii="仿宋_GB2312" w:hAnsi="仿宋_GB2312" w:eastAsia="仿宋_GB2312" w:cs="仿宋_GB2312"/>
-          <w:sz w:val="32"/>
-          <w:szCs w:val="32"/>
-        </w:rPr>
-      </w:pPr>
-      <w:r>
-        <w:rPr>
-          <w:rFonts w:hint="eastAsia" w:ascii="仿宋_GB2312" w:hAnsi="仿宋_GB2312" w:eastAsia="仿宋_GB2312" w:cs="仿宋_GB2312"/>
-          <w:sz w:val="32"/>
-          <w:szCs w:val="32"/>
-        </w:rPr>
-        <w:t>四、不准利用审计工作知悉的国家秘密、商业秘密和内部信息谋取利益。</w:t>
-      </w:r>
-    </w:p>
-    <w:p>
-      <w:pPr>
-        <w:pStyle w:val="5"/>
-        <w:keepNext w:val="0"/>
-        <w:keepLines w:val="0"/>
-        <w:pageBreakBefore w:val="0"/>
-        <w:widowControl w:val="0"/>
-        <w:kinsoku/>
-        <w:wordWrap/>
-        <w:overflowPunct/>
-        <w:topLinePunct w:val="0"/>
-        <w:autoSpaceDE/>
-        <w:autoSpaceDN/>
-        <w:bidi w:val="0"/>
-        <w:adjustRightInd/>
-        <w:snapToGrid/>
-        <w:spacing w:line="560" w:lineRule="exact"/>
-        <w:ind w:firstLine="640" w:firstLineChars="200"/>
-        <w:textAlignment w:val="auto"/>
-        <w:rPr>
-          <w:rFonts w:hint="eastAsia" w:ascii="仿宋_GB2312" w:hAnsi="仿宋_GB2312" w:eastAsia="仿宋_GB2312" w:cs="仿宋_GB2312"/>
-          <w:sz w:val="32"/>
-          <w:szCs w:val="32"/>
-        </w:rPr>
-      </w:pPr>
-      <w:r>
-        <w:rPr>
-          <w:rFonts w:hint="eastAsia" w:ascii="仿宋_GB2312" w:hAnsi="仿宋_GB2312" w:eastAsia="仿宋_GB2312" w:cs="仿宋_GB2312"/>
-          <w:sz w:val="32"/>
-          <w:szCs w:val="32"/>
-        </w:rPr>
-        <w:t>五、不准利用审计职权干预被审计单位依法管理的资金、资产、资源的审批或分配使用。</w:t>
-      </w:r>
-    </w:p>
-    <w:p>
-      <w:pPr>
-        <w:pStyle w:val="5"/>
-        <w:keepNext w:val="0"/>
-        <w:keepLines w:val="0"/>
-        <w:pageBreakBefore w:val="0"/>
-        <w:widowControl w:val="0"/>
-        <w:kinsoku/>
-        <w:wordWrap/>
-        <w:overflowPunct/>
-        <w:topLinePunct w:val="0"/>
-        <w:autoSpaceDE/>
-        <w:autoSpaceDN/>
-        <w:bidi w:val="0"/>
-        <w:adjustRightInd/>
-        <w:snapToGrid/>
-        <w:spacing w:line="560" w:lineRule="exact"/>
-        <w:ind w:firstLine="640" w:firstLineChars="200"/>
-        <w:textAlignment w:val="auto"/>
-        <w:rPr>
-          <w:rFonts w:hint="eastAsia" w:ascii="仿宋_GB2312" w:hAnsi="仿宋_GB2312" w:eastAsia="仿宋_GB2312" w:cs="仿宋_GB2312"/>
-          <w:sz w:val="32"/>
-          <w:szCs w:val="32"/>
-        </w:rPr>
-      </w:pPr>
-      <w:r>
-        <w:rPr>
-          <w:rFonts w:hint="eastAsia" w:ascii="仿宋_GB2312" w:hAnsi="仿宋_GB2312" w:eastAsia="仿宋_GB2312" w:cs="仿宋_GB2312"/>
-          <w:sz w:val="32"/>
-          <w:szCs w:val="32"/>
-        </w:rPr>
-        <w:t>六、不准向被审计单位推销商品或介绍业务。</w:t>
-      </w:r>
-    </w:p>
-    <w:p>
-      <w:pPr>
-        <w:pStyle w:val="5"/>
-        <w:keepNext w:val="0"/>
-        <w:keepLines w:val="0"/>
-        <w:pageBreakBefore w:val="0"/>
-        <w:widowControl w:val="0"/>
-        <w:kinsoku/>
-        <w:wordWrap/>
-        <w:overflowPunct/>
-        <w:topLinePunct w:val="0"/>
-        <w:autoSpaceDE/>
-        <w:autoSpaceDN/>
-        <w:bidi w:val="0"/>
-        <w:adjustRightInd/>
-        <w:snapToGrid/>
-        <w:spacing w:line="560" w:lineRule="exact"/>
-        <w:ind w:firstLine="640" w:firstLineChars="200"/>
-        <w:textAlignment w:val="auto"/>
-        <w:rPr>
-          <w:rFonts w:hint="eastAsia" w:ascii="仿宋_GB2312" w:hAnsi="仿宋_GB2312" w:eastAsia="仿宋_GB2312" w:cs="仿宋_GB2312"/>
-          <w:sz w:val="32"/>
-          <w:szCs w:val="32"/>
-        </w:rPr>
-      </w:pPr>
-      <w:r>
-        <w:rPr>
-          <w:rFonts w:hint="eastAsia" w:ascii="仿宋_GB2312" w:hAnsi="仿宋_GB2312" w:eastAsia="仿宋_GB2312" w:cs="仿宋_GB2312"/>
-          <w:sz w:val="32"/>
-          <w:szCs w:val="32"/>
-        </w:rPr>
-        <w:t>七、不准接受被审计单位和个人的请托干预审计工作。</w:t>
-      </w:r>
-    </w:p>
-    <w:p>
-      <w:pPr>
-        <w:pStyle w:val="5"/>
-        <w:keepNext w:val="0"/>
-        <w:keepLines w:val="0"/>
-        <w:pageBreakBefore w:val="0"/>
-        <w:widowControl w:val="0"/>
-        <w:kinsoku/>
-        <w:wordWrap/>
-        <w:overflowPunct/>
-        <w:topLinePunct w:val="0"/>
-        <w:autoSpaceDE/>
-        <w:autoSpaceDN/>
-        <w:bidi w:val="0"/>
-        <w:adjustRightInd/>
-        <w:snapToGrid/>
-        <w:spacing w:line="560" w:lineRule="exact"/>
-        <w:ind w:firstLine="640" w:firstLineChars="200"/>
-        <w:textAlignment w:val="auto"/>
-        <w:rPr>
-          <w:rFonts w:hint="eastAsia" w:ascii="仿宋_GB2312" w:hAnsi="仿宋_GB2312" w:eastAsia="仿宋_GB2312" w:cs="仿宋_GB2312"/>
-          <w:sz w:val="32"/>
-          <w:szCs w:val="32"/>
-        </w:rPr>
-      </w:pPr>
-      <w:r>
-        <w:rPr>
-          <w:rFonts w:hint="eastAsia" w:ascii="仿宋_GB2312" w:hAnsi="仿宋_GB2312" w:eastAsia="仿宋_GB2312" w:cs="仿宋_GB2312"/>
-          <w:sz w:val="32"/>
-          <w:szCs w:val="32"/>
-        </w:rPr>
-        <w:t>八、不准向被审计单位和个人提出任何与审计工作无关的要求。</w:t>
-      </w:r>
-    </w:p>
-    <w:p>
-      <w:pPr>
-        <w:keepNext w:val="0"/>
-        <w:keepLines w:val="0"/>
-        <w:pageBreakBefore w:val="0"/>
-        <w:widowControl w:val="0"/>
-        <w:kinsoku/>
-        <w:wordWrap/>
-        <w:overflowPunct/>
-        <w:topLinePunct w:val="0"/>
-        <w:autoSpaceDE/>
-        <w:autoSpaceDN/>
-        <w:bidi w:val="0"/>
-        <w:adjustRightInd/>
-        <w:snapToGrid/>
-        <w:spacing w:before="81" w:line="560" w:lineRule="exact"/>
-        <w:ind w:firstLine="640" w:firstLineChars="200"/>
-        <w:textAlignment w:val="auto"/>
-        <w:rPr>
-          <w:rFonts w:hint="eastAsia" w:ascii="仿宋_GB2312" w:hAnsi="仿宋_GB2312" w:eastAsia="仿宋_GB2312" w:cs="仿宋_GB2312"/>
-          <w:sz w:val="32"/>
-          <w:szCs w:val="32"/>
-        </w:rPr>
-      </w:pPr>
-      <w:r>
-        <w:rPr>
-          <w:rFonts w:hint="eastAsia" w:ascii="仿宋_GB2312" w:hAnsi="仿宋_GB2312" w:eastAsia="仿宋_GB2312" w:cs="仿宋_GB2312"/>
-          <w:sz w:val="32"/>
-          <w:szCs w:val="32"/>
-        </w:rPr>
-        <w:t>违反上述工作要求和工作纪律的，严格按照规定追究责任。</w:t>
+        <w:t xml:space="preserve">{content}</w:t>
       </w:r>
     </w:p>
     <w:p>
